--- a/1. Software y Hardware/1.1 Inicio/1.1.3 SRICA_003_000 - Problemática Actual.docx
+++ b/1. Software y Hardware/1.1 Inicio/1.1.3 SRICA_003_000 - Problemática Actual.docx
@@ -1,6 +1,6 @@
 
 <file path=word/document.xml><?xml version="1.0" encoding="utf-8"?>
-<w:document xmlns:wpc="http://schemas.microsoft.com/office/word/2010/wordprocessingCanvas" xmlns:cx="http://schemas.microsoft.com/office/drawing/2014/chartex" xmlns:cx1="http://schemas.microsoft.com/office/drawing/2015/9/8/chartex" xmlns:cx2="http://schemas.microsoft.com/office/drawing/2015/10/21/chartex" xmlns:cx3="http://schemas.microsoft.com/office/drawing/2016/5/9/chartex" xmlns:cx4="http://schemas.microsoft.com/office/drawing/2016/5/10/chartex" xmlns:cx5="http://schemas.microsoft.com/office/drawing/2016/5/11/chartex" xmlns:cx6="http://schemas.microsoft.com/office/drawing/2016/5/12/chartex" xmlns:cx7="http://schemas.microsoft.com/office/drawing/2016/5/13/chartex" xmlns:cx8="http://schemas.microsoft.com/office/drawing/2016/5/14/chartex" xmlns:mc="http://schemas.openxmlformats.org/markup-compatibility/2006" xmlns:aink="http://schemas.microsoft.com/office/drawing/2016/ink" xmlns:am3d="http://schemas.microsoft.com/office/drawing/2017/model3d" xmlns:o="urn:schemas-microsoft-com:office:office" xmlns:r="http://schemas.openxmlformats.org/officeDocument/2006/relationships" xmlns:m="http://schemas.openxmlformats.org/officeDocument/2006/math" xmlns:v="urn:schemas-microsoft-com:vml" xmlns:wp14="http://schemas.microsoft.com/office/word/2010/wordprocessingDrawing" xmlns:wp="http://schemas.openxmlformats.org/drawingml/2006/wordprocessingDrawing" xmlns:w10="urn:schemas-microsoft-com:office:word" xmlns:w="http://schemas.openxmlformats.org/wordprocessingml/2006/main" xmlns:w14="http://schemas.microsoft.com/office/word/2010/wordml" xmlns:w15="http://schemas.microsoft.com/office/word/2012/wordml" xmlns:w16cex="http://schemas.microsoft.com/office/word/2018/wordml/cex" xmlns:w16cid="http://schemas.microsoft.com/office/word/2016/wordml/cid" xmlns:w16="http://schemas.microsoft.com/office/word/2018/wordml" xmlns:w16se="http://schemas.microsoft.com/office/word/2015/wordml/symex" xmlns:wpg="http://schemas.microsoft.com/office/word/2010/wordprocessingGroup" xmlns:wpi="http://schemas.microsoft.com/office/word/2010/wordprocessingInk" xmlns:wne="http://schemas.microsoft.com/office/word/2006/wordml" xmlns:wps="http://schemas.microsoft.com/office/word/2010/wordprocessingShape" mc:Ignorable="w14 w15 w16se w16cid w16 w16cex wp14">
+<w:document xmlns:wpc="http://schemas.microsoft.com/office/word/2010/wordprocessingCanvas" xmlns:cx="http://schemas.microsoft.com/office/drawing/2014/chartex" xmlns:cx1="http://schemas.microsoft.com/office/drawing/2015/9/8/chartex" xmlns:cx2="http://schemas.microsoft.com/office/drawing/2015/10/21/chartex" xmlns:cx3="http://schemas.microsoft.com/office/drawing/2016/5/9/chartex" xmlns:cx4="http://schemas.microsoft.com/office/drawing/2016/5/10/chartex" xmlns:cx5="http://schemas.microsoft.com/office/drawing/2016/5/11/chartex" xmlns:cx6="http://schemas.microsoft.com/office/drawing/2016/5/12/chartex" xmlns:cx7="http://schemas.microsoft.com/office/drawing/2016/5/13/chartex" xmlns:cx8="http://schemas.microsoft.com/office/drawing/2016/5/14/chartex" xmlns:mc="http://schemas.openxmlformats.org/markup-compatibility/2006" xmlns:aink="http://schemas.microsoft.com/office/drawing/2016/ink" xmlns:am3d="http://schemas.microsoft.com/office/drawing/2017/model3d" xmlns:o="urn:schemas-microsoft-com:office:office" xmlns:r="http://schemas.openxmlformats.org/officeDocument/2006/relationships" xmlns:m="http://schemas.openxmlformats.org/officeDocument/2006/math" xmlns:v="urn:schemas-microsoft-com:vml" xmlns:wp14="http://schemas.microsoft.com/office/word/2010/wordprocessingDrawing" xmlns:wp="http://schemas.openxmlformats.org/drawingml/2006/wordprocessingDrawing" xmlns:w10="urn:schemas-microsoft-com:office:word" xmlns:w="http://schemas.openxmlformats.org/wordprocessingml/2006/main" xmlns:w14="http://schemas.microsoft.com/office/word/2010/wordml" xmlns:w15="http://schemas.microsoft.com/office/word/2012/wordml" xmlns:w16cex="http://schemas.microsoft.com/office/word/2018/wordml/cex" xmlns:w16cid="http://schemas.microsoft.com/office/word/2016/wordml/cid" xmlns:w16="http://schemas.microsoft.com/office/word/2018/wordml" xmlns:w16sdtdh="http://schemas.microsoft.com/office/word/2020/wordml/sdtdatahash" xmlns:w16se="http://schemas.microsoft.com/office/word/2015/wordml/symex" xmlns:wpg="http://schemas.microsoft.com/office/word/2010/wordprocessingGroup" xmlns:wpi="http://schemas.microsoft.com/office/word/2010/wordprocessingInk" xmlns:wne="http://schemas.microsoft.com/office/word/2006/wordml" xmlns:wps="http://schemas.microsoft.com/office/word/2010/wordprocessingShape" mc:Ignorable="w14 w15 w16se w16cid w16 w16cex w16sdtdh wp14">
   <w:body>
     <w:p>
       <w:pPr>
@@ -554,7 +554,19 @@
               <w:rPr>
                 <w:rFonts w:ascii="Arial" w:hAnsi="Arial" w:cs="Arial"/>
               </w:rPr>
-              <w:t xml:space="preserve">l área de Tesorería del Gobierno Regional de Tacna </w:t>
+              <w:t xml:space="preserve">l </w:t>
+            </w:r>
+            <w:r>
+              <w:rPr>
+                <w:rFonts w:ascii="Arial" w:hAnsi="Arial" w:cs="Arial"/>
+              </w:rPr>
+              <w:t xml:space="preserve">almacén del </w:t>
+            </w:r>
+            <w:r>
+              <w:rPr>
+                <w:rFonts w:ascii="Arial" w:hAnsi="Arial" w:cs="Arial"/>
+              </w:rPr>
+              <w:t xml:space="preserve">área de Tesorería del Gobierno Regional de Tacna </w:t>
             </w:r>
             <w:r>
               <w:rPr>
@@ -787,21 +799,7 @@
               <w:rPr>
                 <w:rFonts w:ascii="Arial" w:hAnsi="Arial" w:cs="Arial"/>
               </w:rPr>
-              <w:t xml:space="preserve">El Gobierno Regional de Tacna cuenta con políticas de seguridad, en la cual, para ingresar a sus instalaciones, es necesario registrarse (mediante DNI, nombre y apellido) o identificarse ante el personal que custodia la entrada, indicando el objetivo de su visita. Para el caso de los trabajadores, cada trabajador presenta su </w:t>
-            </w:r>
-            <w:proofErr w:type="spellStart"/>
-            <w:r>
-              <w:rPr>
-                <w:rFonts w:ascii="Arial" w:hAnsi="Arial" w:cs="Arial"/>
-              </w:rPr>
-              <w:t>fotocheck</w:t>
-            </w:r>
-            <w:proofErr w:type="spellEnd"/>
-            <w:r>
-              <w:rPr>
-                <w:rFonts w:ascii="Arial" w:hAnsi="Arial" w:cs="Arial"/>
-              </w:rPr>
-              <w:t xml:space="preserve"> al personal de seguridad para poder tener acceso a las respectivas instalaciones (áreas) según su lugar de trabajo. El acceso a las instalaciones internas de la institución, por parte del personal que labora en el lugar, se realiza mediante la solicitud de la llave de acceso al personal de seguridad (llave de cerrojo). Por otro lado, los visitantes tienen libre circulación solo hasta los lugares de atención al público (cada área cuenta con un lugar de atención al público).</w:t>
+              <w:t>El Gobierno Regional de Tacna cuenta con políticas de seguridad, en la cual, para ingresar a sus instalaciones, es necesario registrarse (mediante DNI, nombre y apellido) o identificarse ante el personal que custodia la entrada, indicando el objetivo de su visita. Para el caso de los trabajadores, cada trabajador presenta su fotocheck al personal de seguridad para poder tener acceso a las respectivas instalaciones (áreas) según su lugar de trabajo. El acceso a las instalaciones internas de la institución, por parte del personal que labora en el lugar, se realiza mediante la solicitud de la llave de acceso al personal de seguridad (llave de cerrojo). Por otro lado, los visitantes tienen libre circulación solo hasta los lugares de atención al público (cada área cuenta con un lugar de atención al público).</w:t>
             </w:r>
           </w:p>
           <w:p>
@@ -838,7 +836,7 @@
               <w:rPr>
                 <w:rFonts w:ascii="Arial" w:hAnsi="Arial" w:cs="Arial"/>
               </w:rPr>
-              <w:t>El área de Tesorería es el área encargada de manejar el movimiento de dinero que realiza la entidad. Esta área es muy susceptible a que ocurran hechos delictivos, como pérdida de dinero, pérdida de comprobantes de pago, manipulación de información, u otro relacionado. El área de Tesorería cuenta con 15 personas, cada una de ellas con diferentes responsabilidades de trabajo. El acceso a esta área solo es de personal autorizado, pero actualmente, cualquier persona externa (trabajadora) puede ingresar, ya que la mayoría de las veces, la puerta de acceso se encuentra abierta.</w:t>
+              <w:t>El área de Tesorería es el área encargada de manejar el movimiento de dinero que realiza la entidad. Esta área es muy susceptible de que ocurran hechos delictivos, como pérdida de dinero, pérdida de comprobantes de pago, manipulación de información, u otro relacionado. El área de Tesorería cuenta con 15 personas, cada una de ellas con diferentes responsabilidades de trabajo. El acceso a esta área solo es de personal autorizado, pero permiten el acceso a otros trabajadores mediante autorización del jefe de área o de algún encargado.</w:t>
             </w:r>
           </w:p>
           <w:p>
@@ -853,7 +851,22 @@
               <w:rPr>
                 <w:rFonts w:ascii="Arial" w:hAnsi="Arial" w:cs="Arial"/>
               </w:rPr>
-              <w:t>Debido a las características bajas de seguridad implementadas por la entidad, el área de Tesorería tiene un alto riesgo de inseguridad, riesgo que preocupa a los mismos trabajadores del área, y al mismo personal de seguridad. Riesgos tales como la manipulación de información y pérdida de comprobantes de pago, son hechos ocurridos (no muy frecuentes) en el área problemática.</w:t>
+              <w:t>El área de Tesorería cuenta con un ambiente en la sede Hipólito Unanue de la misma entidad, donde almacenan documentos y comprobantes de pago importantes, ya que sirven ante cualquier proceso interno o auditoría interna/externa. El ambiente es resguardado solo por llave, método mecánico no seguro para salvaguardar documentos tan importantes y esenciales.</w:t>
+            </w:r>
+          </w:p>
+          <w:p>
+            <w:pPr>
+              <w:spacing w:after="240" w:line="360" w:lineRule="auto"/>
+              <w:jc w:val="both"/>
+              <w:rPr>
+                <w:rFonts w:ascii="Arial" w:hAnsi="Arial" w:cs="Arial"/>
+              </w:rPr>
+            </w:pPr>
+            <w:r>
+              <w:rPr>
+                <w:rFonts w:ascii="Arial" w:hAnsi="Arial" w:cs="Arial"/>
+              </w:rPr>
+              <w:t>Debido a las características bajas de seguridad implementadas por la entidad, el almacén del área de Tesorería tiene un alto riesgo de inseguridad, riesgo que preocupa a los mismos trabajadores del área, y al mismo personal de seguridad. Riesgos tales como la manipulación de información y pérdida de comprobantes de pago, son hechos ocurridos (no muy frecuentes) en el ambiente problemático.</w:t>
             </w:r>
           </w:p>
         </w:tc>
@@ -978,6 +991,7 @@
         </w:sectPr>
       </w:pPr>
     </w:p>
+    <w:bookmarkStart w:id="0" w:name="_Hlk99565892"/>
     <w:p>
       <w:pPr>
         <w:spacing w:after="240" w:line="360" w:lineRule="auto"/>
@@ -986,7 +1000,7 @@
         </w:rPr>
       </w:pPr>
       <w:r>
-        <w:object w:dxaOrig="16426" w:dyaOrig="9240" w14:anchorId="1B668624">
+        <w:object w:dxaOrig="16426" w:dyaOrig="9240" w14:anchorId="28137A5D">
           <v:shapetype id="_x0000_t75" coordsize="21600,21600" o:spt="75" o:preferrelative="t" path="m@4@5l@4@11@9@11@9@5xe" filled="f" stroked="f">
             <v:stroke joinstyle="miter"/>
             <v:formulas>
@@ -1006,12 +1020,13 @@
             <v:path o:extrusionok="f" gradientshapeok="t" o:connecttype="rect"/>
             <o:lock v:ext="edit" aspectratio="t"/>
           </v:shapetype>
-          <v:shape id="_x0000_i1102" type="#_x0000_t75" style="width:699.9pt;height:349.1pt" o:ole="">
+          <v:shape id="_x0000_i1027" type="#_x0000_t75" style="width:655.5pt;height:390.7pt" o:ole="">
             <v:imagedata r:id="rId5" o:title=""/>
           </v:shape>
-          <o:OLEObject Type="Embed" ProgID="Visio.Drawing.15" ShapeID="_x0000_i1102" DrawAspect="Content" ObjectID="_1675689984" r:id="rId6"/>
+          <o:OLEObject Type="Embed" ProgID="Visio.Drawing.15" ShapeID="_x0000_i1027" DrawAspect="Content" ObjectID="_1710530168" r:id="rId6"/>
         </w:object>
       </w:r>
+      <w:bookmarkEnd w:id="0"/>
     </w:p>
     <w:sectPr>
       <w:pgSz w:w="16838" w:h="11906" w:orient="landscape"/>
@@ -1024,7 +1039,7 @@
 </file>
 
 <file path=word/numbering.xml><?xml version="1.0" encoding="utf-8"?>
-<w:numbering xmlns:wpc="http://schemas.microsoft.com/office/word/2010/wordprocessingCanvas" xmlns:cx="http://schemas.microsoft.com/office/drawing/2014/chartex" xmlns:cx1="http://schemas.microsoft.com/office/drawing/2015/9/8/chartex" xmlns:cx2="http://schemas.microsoft.com/office/drawing/2015/10/21/chartex" xmlns:cx3="http://schemas.microsoft.com/office/drawing/2016/5/9/chartex" xmlns:cx4="http://schemas.microsoft.com/office/drawing/2016/5/10/chartex" xmlns:cx5="http://schemas.microsoft.com/office/drawing/2016/5/11/chartex" xmlns:cx6="http://schemas.microsoft.com/office/drawing/2016/5/12/chartex" xmlns:cx7="http://schemas.microsoft.com/office/drawing/2016/5/13/chartex" xmlns:cx8="http://schemas.microsoft.com/office/drawing/2016/5/14/chartex" xmlns:mc="http://schemas.openxmlformats.org/markup-compatibility/2006" xmlns:aink="http://schemas.microsoft.com/office/drawing/2016/ink" xmlns:am3d="http://schemas.microsoft.com/office/drawing/2017/model3d" xmlns:o="urn:schemas-microsoft-com:office:office" xmlns:r="http://schemas.openxmlformats.org/officeDocument/2006/relationships" xmlns:m="http://schemas.openxmlformats.org/officeDocument/2006/math" xmlns:v="urn:schemas-microsoft-com:vml" xmlns:wp14="http://schemas.microsoft.com/office/word/2010/wordprocessingDrawing" xmlns:wp="http://schemas.openxmlformats.org/drawingml/2006/wordprocessingDrawing" xmlns:w10="urn:schemas-microsoft-com:office:word" xmlns:w="http://schemas.openxmlformats.org/wordprocessingml/2006/main" xmlns:w14="http://schemas.microsoft.com/office/word/2010/wordml" xmlns:w15="http://schemas.microsoft.com/office/word/2012/wordml" xmlns:w16cex="http://schemas.microsoft.com/office/word/2018/wordml/cex" xmlns:w16cid="http://schemas.microsoft.com/office/word/2016/wordml/cid" xmlns:w16="http://schemas.microsoft.com/office/word/2018/wordml" xmlns:w16se="http://schemas.microsoft.com/office/word/2015/wordml/symex" xmlns:wpg="http://schemas.microsoft.com/office/word/2010/wordprocessingGroup" xmlns:wpi="http://schemas.microsoft.com/office/word/2010/wordprocessingInk" xmlns:wne="http://schemas.microsoft.com/office/word/2006/wordml" xmlns:wps="http://schemas.microsoft.com/office/word/2010/wordprocessingShape" mc:Ignorable="w14 w15 w16se w16cid w16 w16cex wp14">
+<w:numbering xmlns:wpc="http://schemas.microsoft.com/office/word/2010/wordprocessingCanvas" xmlns:cx="http://schemas.microsoft.com/office/drawing/2014/chartex" xmlns:cx1="http://schemas.microsoft.com/office/drawing/2015/9/8/chartex" xmlns:cx2="http://schemas.microsoft.com/office/drawing/2015/10/21/chartex" xmlns:cx3="http://schemas.microsoft.com/office/drawing/2016/5/9/chartex" xmlns:cx4="http://schemas.microsoft.com/office/drawing/2016/5/10/chartex" xmlns:cx5="http://schemas.microsoft.com/office/drawing/2016/5/11/chartex" xmlns:cx6="http://schemas.microsoft.com/office/drawing/2016/5/12/chartex" xmlns:cx7="http://schemas.microsoft.com/office/drawing/2016/5/13/chartex" xmlns:cx8="http://schemas.microsoft.com/office/drawing/2016/5/14/chartex" xmlns:mc="http://schemas.openxmlformats.org/markup-compatibility/2006" xmlns:aink="http://schemas.microsoft.com/office/drawing/2016/ink" xmlns:am3d="http://schemas.microsoft.com/office/drawing/2017/model3d" xmlns:o="urn:schemas-microsoft-com:office:office" xmlns:r="http://schemas.openxmlformats.org/officeDocument/2006/relationships" xmlns:m="http://schemas.openxmlformats.org/officeDocument/2006/math" xmlns:v="urn:schemas-microsoft-com:vml" xmlns:wp14="http://schemas.microsoft.com/office/word/2010/wordprocessingDrawing" xmlns:wp="http://schemas.openxmlformats.org/drawingml/2006/wordprocessingDrawing" xmlns:w10="urn:schemas-microsoft-com:office:word" xmlns:w="http://schemas.openxmlformats.org/wordprocessingml/2006/main" xmlns:w14="http://schemas.microsoft.com/office/word/2010/wordml" xmlns:w15="http://schemas.microsoft.com/office/word/2012/wordml" xmlns:w16cex="http://schemas.microsoft.com/office/word/2018/wordml/cex" xmlns:w16cid="http://schemas.microsoft.com/office/word/2016/wordml/cid" xmlns:w16="http://schemas.microsoft.com/office/word/2018/wordml" xmlns:w16sdtdh="http://schemas.microsoft.com/office/word/2020/wordml/sdtdatahash" xmlns:w16se="http://schemas.microsoft.com/office/word/2015/wordml/symex" xmlns:wpg="http://schemas.microsoft.com/office/word/2010/wordprocessingGroup" xmlns:wpi="http://schemas.microsoft.com/office/word/2010/wordprocessingInk" xmlns:wne="http://schemas.microsoft.com/office/word/2006/wordml" xmlns:wps="http://schemas.microsoft.com/office/word/2010/wordprocessingShape" mc:Ignorable="w14 w15 w16se w16cid w16 w16cex w16sdtdh wp14">
   <w:abstractNum w:abstractNumId="0" w15:restartNumberingAfterBreak="0">
     <w:nsid w:val="50C5562D"/>
     <w:multiLevelType w:val="hybridMultilevel"/>
@@ -1145,7 +1160,7 @@
 </file>
 
 <file path=word/styles.xml><?xml version="1.0" encoding="utf-8"?>
-<w:styles xmlns:mc="http://schemas.openxmlformats.org/markup-compatibility/2006" xmlns:r="http://schemas.openxmlformats.org/officeDocument/2006/relationships" xmlns:w="http://schemas.openxmlformats.org/wordprocessingml/2006/main" xmlns:w14="http://schemas.microsoft.com/office/word/2010/wordml" xmlns:w15="http://schemas.microsoft.com/office/word/2012/wordml" xmlns:w16cex="http://schemas.microsoft.com/office/word/2018/wordml/cex" xmlns:w16cid="http://schemas.microsoft.com/office/word/2016/wordml/cid" xmlns:w16="http://schemas.microsoft.com/office/word/2018/wordml" xmlns:w16se="http://schemas.microsoft.com/office/word/2015/wordml/symex" mc:Ignorable="w14 w15 w16se w16cid w16 w16cex">
+<w:styles xmlns:mc="http://schemas.openxmlformats.org/markup-compatibility/2006" xmlns:r="http://schemas.openxmlformats.org/officeDocument/2006/relationships" xmlns:w="http://schemas.openxmlformats.org/wordprocessingml/2006/main" xmlns:w14="http://schemas.microsoft.com/office/word/2010/wordml" xmlns:w15="http://schemas.microsoft.com/office/word/2012/wordml" xmlns:w16cex="http://schemas.microsoft.com/office/word/2018/wordml/cex" xmlns:w16cid="http://schemas.microsoft.com/office/word/2016/wordml/cid" xmlns:w16="http://schemas.microsoft.com/office/word/2018/wordml" xmlns:w16sdtdh="http://schemas.microsoft.com/office/word/2020/wordml/sdtdatahash" xmlns:w16se="http://schemas.microsoft.com/office/word/2015/wordml/symex" mc:Ignorable="w14 w15 w16se w16cid w16 w16cex w16sdtdh">
   <w:docDefaults>
     <w:rPrDefault>
       <w:rPr>

--- a/1. Software y Hardware/1.1 Inicio/1.1.3 SRICA_003_000 - Problemática Actual.docx
+++ b/1. Software y Hardware/1.1 Inicio/1.1.3 SRICA_003_000 - Problemática Actual.docx
@@ -799,7 +799,21 @@
               <w:rPr>
                 <w:rFonts w:ascii="Arial" w:hAnsi="Arial" w:cs="Arial"/>
               </w:rPr>
-              <w:t>El Gobierno Regional de Tacna cuenta con políticas de seguridad, en la cual, para ingresar a sus instalaciones, es necesario registrarse (mediante DNI, nombre y apellido) o identificarse ante el personal que custodia la entrada, indicando el objetivo de su visita. Para el caso de los trabajadores, cada trabajador presenta su fotocheck al personal de seguridad para poder tener acceso a las respectivas instalaciones (áreas) según su lugar de trabajo. El acceso a las instalaciones internas de la institución, por parte del personal que labora en el lugar, se realiza mediante la solicitud de la llave de acceso al personal de seguridad (llave de cerrojo). Por otro lado, los visitantes tienen libre circulación solo hasta los lugares de atención al público (cada área cuenta con un lugar de atención al público).</w:t>
+              <w:t xml:space="preserve">El Gobierno Regional de Tacna cuenta con políticas de seguridad, en la cual, para ingresar a sus instalaciones, es necesario registrarse (mediante DNI, nombre y apellido) o identificarse ante el personal que custodia la entrada, indicando el objetivo de su visita. Para el caso de los trabajadores, cada trabajador presenta su </w:t>
+            </w:r>
+            <w:proofErr w:type="spellStart"/>
+            <w:r>
+              <w:rPr>
+                <w:rFonts w:ascii="Arial" w:hAnsi="Arial" w:cs="Arial"/>
+              </w:rPr>
+              <w:t>fotocheck</w:t>
+            </w:r>
+            <w:proofErr w:type="spellEnd"/>
+            <w:r>
+              <w:rPr>
+                <w:rFonts w:ascii="Arial" w:hAnsi="Arial" w:cs="Arial"/>
+              </w:rPr>
+              <w:t xml:space="preserve"> al personal de seguridad para poder tener acceso a las respectivas instalaciones (áreas) según su lugar de trabajo. El acceso a las instalaciones internas de la institución, por parte del personal que labora en el lugar, se realiza mediante la solicitud de la llave de acceso al personal de seguridad (llave de cerrojo). Por otro lado, los visitantes tienen libre circulación solo hasta los lugares de atención al público (cada área cuenta con un lugar de atención al público).</w:t>
             </w:r>
           </w:p>
           <w:p>
@@ -814,14 +828,14 @@
               <w:rPr>
                 <w:rFonts w:ascii="Arial" w:hAnsi="Arial" w:cs="Arial"/>
               </w:rPr>
-              <w:t xml:space="preserve">Las áreas del Gobierno Regional de Tacna solo están resguardas por una llave física, sin implementar alguna tecnología eficaz de seguridad, como lo son los sistemas biométricos, y en vez de este método de seguridad, la entidad solo cuenta con personal de seguridad, que habitualmente resguardan solo la entrada a la institución, no a cada área. Los trabajadores que laboran en las diferentes áreas, son responsables del ingreso de personas externas al área. Así mismo, los mismos </w:t>
+              <w:t xml:space="preserve">Las áreas o ambientes del Gobierno Regional de Tacna solo están resguardadas por una llave física, sin implementar alguna tecnología eficaz de seguridad, como lo son los sistemas biométricos, y en vez de este método de seguridad, la entidad solo cuenta con personal de seguridad, que habitualmente resguardan solo la entrada a la institución, no a cada área o ambiente. Los trabajadores que laboran en las diferentes áreas o ambientes, son responsables del ingreso de personas </w:t>
             </w:r>
             <w:r>
               <w:rPr>
                 <w:rFonts w:ascii="Arial" w:hAnsi="Arial" w:cs="Arial"/>
               </w:rPr>
               <w:lastRenderedPageBreak/>
-              <w:t>trabajadores son los encargados de cerrar las puertas de sus áreas cuando salen a almorzar o es horario de salida. Esto es un gran problema debido al hecho de que la persona puede no cerrar correctamente la puerta de acceso al área, o en el peor de los casos, se extravíe la llave de acceso, siendo tomada por otra persona que no tiene alguna relación con el área. Una vez que el personal cierra las puertas, la llave es retornada al personal de seguridad. El personal de seguridad, con poca frecuencia, se cerciora de que las puertas se encuentren cerradas del todo, pero este proceso no es muy confiable debido a que el personal de seguridad solo realiza una revisión no exhaustiva o visual del lugar.</w:t>
+              <w:t>externas al lugar. Así mismo, los mismos trabajadores son los encargados de cerrar las puertas cuando salen a almorzar o es horario de salida. Esto es un gran problema debido al hecho de que la persona puede no cerrar correctamente la puerta de acceso, o en el peor de los casos, se extravíe la llave de acceso, siendo tomada por otra persona que no tiene alguna relación con el lugar. Una vez que el personal cierra las puertas, la llave es retornada al personal de seguridad. El personal de seguridad, con poca frecuencia, se cerciora de que las puertas se encuentren cerradas del todo, pero este proceso no es muy confiable debido a que el personal de seguridad solo realiza una revisión no exhaustiva o visual del lugar.</w:t>
             </w:r>
           </w:p>
           <w:p>
@@ -967,22 +981,6 @@
         <w:rPr>
           <w:rFonts w:ascii="Arial" w:hAnsi="Arial" w:cs="Arial"/>
         </w:rPr>
-      </w:pPr>
-    </w:p>
-    <w:p>
-      <w:pPr>
-        <w:spacing w:after="240" w:line="360" w:lineRule="auto"/>
-        <w:rPr>
-          <w:rFonts w:ascii="Arial" w:hAnsi="Arial" w:cs="Arial"/>
-        </w:rPr>
-      </w:pPr>
-    </w:p>
-    <w:p>
-      <w:pPr>
-        <w:spacing w:after="240" w:line="360" w:lineRule="auto"/>
-        <w:rPr>
-          <w:rFonts w:ascii="Arial" w:hAnsi="Arial" w:cs="Arial"/>
-        </w:rPr>
         <w:sectPr>
           <w:pgSz w:w="11906" w:h="16838"/>
           <w:pgMar w:top="1418" w:right="1418" w:bottom="1418" w:left="2268" w:header="709" w:footer="709" w:gutter="0"/>
@@ -1000,7 +998,7 @@
         </w:rPr>
       </w:pPr>
       <w:r>
-        <w:object w:dxaOrig="16426" w:dyaOrig="9240" w14:anchorId="28137A5D">
+        <w:object w:dxaOrig="16426" w:dyaOrig="9240" w14:anchorId="7C2173AB">
           <v:shapetype id="_x0000_t75" coordsize="21600,21600" o:spt="75" o:preferrelative="t" path="m@4@5l@4@11@9@11@9@5xe" filled="f" stroked="f">
             <v:stroke joinstyle="miter"/>
             <v:formulas>
@@ -1020,10 +1018,10 @@
             <v:path o:extrusionok="f" gradientshapeok="t" o:connecttype="rect"/>
             <o:lock v:ext="edit" aspectratio="t"/>
           </v:shapetype>
-          <v:shape id="_x0000_i1027" type="#_x0000_t75" style="width:655.5pt;height:390.7pt" o:ole="">
+          <v:shape id="_x0000_i1033" type="#_x0000_t75" style="width:699.5pt;height:391.5pt" o:ole="">
             <v:imagedata r:id="rId5" o:title=""/>
           </v:shape>
-          <o:OLEObject Type="Embed" ProgID="Visio.Drawing.15" ShapeID="_x0000_i1027" DrawAspect="Content" ObjectID="_1710530168" r:id="rId6"/>
+          <o:OLEObject Type="Embed" ProgID="Visio.Drawing.15" ShapeID="_x0000_i1033" DrawAspect="Content" ObjectID="_1716480731" r:id="rId6"/>
         </w:object>
       </w:r>
       <w:bookmarkEnd w:id="0"/>
